--- a/docs/Guia-de-teste-Prancheto-IA.docx
+++ b/docs/Guia-de-teste-Prancheto-IA.docx
@@ -15,8 +15,17 @@
           <w:rFonts w:ascii="Calibri" w:eastAsia="Times New Roman" w:hAnsi="Calibri" w:cs="Calibri"/>
           <w:lang w:val="pt-BR"/>
         </w:rPr>
-        <w:t>Guia de teste — Prancheto.IA</w:t>
-      </w:r>
+        <w:t xml:space="preserve">Guia de teste — </w:t>
+      </w:r>
+      <w:proofErr w:type="spellStart"/>
+      <w:r>
+        <w:rPr>
+          <w:rFonts w:ascii="Calibri" w:eastAsia="Times New Roman" w:hAnsi="Calibri" w:cs="Calibri"/>
+          <w:lang w:val="pt-BR"/>
+        </w:rPr>
+        <w:t>Prancheto.IA</w:t>
+      </w:r>
+      <w:proofErr w:type="spellEnd"/>
     </w:p>
     <w:p>
       <w:pPr>
@@ -142,6 +151,7 @@
                 <w:szCs w:val="20"/>
               </w:rPr>
             </w:pPr>
+            <w:proofErr w:type="spellStart"/>
             <w:r>
               <w:rPr>
                 <w:rFonts w:ascii="Calibri" w:eastAsia="Times New Roman" w:hAnsi="Calibri" w:cs="Calibri"/>
@@ -153,6 +163,7 @@
               </w:rPr>
               <w:t>Desenvolvimento</w:t>
             </w:r>
+            <w:proofErr w:type="spellEnd"/>
           </w:p>
         </w:tc>
         <w:tc>
@@ -186,6 +197,7 @@
                 <w:szCs w:val="20"/>
               </w:rPr>
             </w:pPr>
+            <w:proofErr w:type="spellStart"/>
             <w:r>
               <w:rPr>
                 <w:rFonts w:ascii="Calibri" w:eastAsia="Times New Roman" w:hAnsi="Calibri" w:cs="Calibri"/>
@@ -197,6 +209,7 @@
               </w:rPr>
               <w:t>Produção</w:t>
             </w:r>
+            <w:proofErr w:type="spellEnd"/>
           </w:p>
         </w:tc>
       </w:tr>
@@ -355,7 +368,33 @@
                 <w:sz w:val="20"/>
                 <w:szCs w:val="20"/>
               </w:rPr>
-              <w:t>Para que serve</w:t>
+              <w:t xml:space="preserve">Para </w:t>
+            </w:r>
+            <w:proofErr w:type="spellStart"/>
+            <w:proofErr w:type="gramStart"/>
+            <w:r>
+              <w:rPr>
+                <w:rFonts w:ascii="Calibri" w:eastAsia="Times New Roman" w:hAnsi="Calibri" w:cs="Calibri"/>
+                <w:b/>
+                <w:bCs/>
+                <w:color w:val="1A1A1A"/>
+                <w:sz w:val="20"/>
+                <w:szCs w:val="20"/>
+              </w:rPr>
+              <w:t>que</w:t>
+            </w:r>
+            <w:proofErr w:type="spellEnd"/>
+            <w:proofErr w:type="gramEnd"/>
+            <w:r>
+              <w:rPr>
+                <w:rFonts w:ascii="Calibri" w:eastAsia="Times New Roman" w:hAnsi="Calibri" w:cs="Calibri"/>
+                <w:b/>
+                <w:bCs/>
+                <w:color w:val="1A1A1A"/>
+                <w:sz w:val="20"/>
+                <w:szCs w:val="20"/>
+              </w:rPr>
+              <w:t xml:space="preserve"> serve</w:t>
             </w:r>
           </w:p>
         </w:tc>
@@ -393,8 +432,19 @@
                 <w:sz w:val="20"/>
                 <w:szCs w:val="20"/>
               </w:rPr>
-              <w:t>Testar à vontade</w:t>
-            </w:r>
+              <w:t xml:space="preserve">Testar à </w:t>
+            </w:r>
+            <w:proofErr w:type="spellStart"/>
+            <w:r>
+              <w:rPr>
+                <w:rFonts w:ascii="Calibri" w:eastAsia="Times New Roman" w:hAnsi="Calibri" w:cs="Calibri"/>
+                <w:color w:val="1A1A1A"/>
+                <w:sz w:val="20"/>
+                <w:szCs w:val="20"/>
+              </w:rPr>
+              <w:t>vontade</w:t>
+            </w:r>
+            <w:proofErr w:type="spellEnd"/>
           </w:p>
         </w:tc>
         <w:tc>
@@ -431,8 +481,19 @@
                 <w:sz w:val="20"/>
                 <w:szCs w:val="20"/>
               </w:rPr>
-              <w:t>Uso real dos clientes</w:t>
-            </w:r>
+              <w:t xml:space="preserve">Uso real dos </w:t>
+            </w:r>
+            <w:proofErr w:type="spellStart"/>
+            <w:r>
+              <w:rPr>
+                <w:rFonts w:ascii="Calibri" w:eastAsia="Times New Roman" w:hAnsi="Calibri" w:cs="Calibri"/>
+                <w:color w:val="1A1A1A"/>
+                <w:sz w:val="20"/>
+                <w:szCs w:val="20"/>
+              </w:rPr>
+              <w:t>clientes</w:t>
+            </w:r>
+            <w:proofErr w:type="spellEnd"/>
           </w:p>
         </w:tc>
       </w:tr>
@@ -504,15 +565,37 @@
                 <w:szCs w:val="20"/>
               </w:rPr>
             </w:pPr>
-            <w:r>
-              <w:rPr>
-                <w:rFonts w:ascii="Calibri" w:eastAsia="Times New Roman" w:hAnsi="Calibri" w:cs="Calibri"/>
-                <w:color w:val="1A1A1A"/>
-                <w:sz w:val="20"/>
-                <w:szCs w:val="20"/>
-              </w:rPr>
-              <w:t>Fictícios e descartáveis</w:t>
-            </w:r>
+            <w:proofErr w:type="spellStart"/>
+            <w:r>
+              <w:rPr>
+                <w:rFonts w:ascii="Calibri" w:eastAsia="Times New Roman" w:hAnsi="Calibri" w:cs="Calibri"/>
+                <w:color w:val="1A1A1A"/>
+                <w:sz w:val="20"/>
+                <w:szCs w:val="20"/>
+              </w:rPr>
+              <w:t>Fictícios</w:t>
+            </w:r>
+            <w:proofErr w:type="spellEnd"/>
+            <w:r>
+              <w:rPr>
+                <w:rFonts w:ascii="Calibri" w:eastAsia="Times New Roman" w:hAnsi="Calibri" w:cs="Calibri"/>
+                <w:color w:val="1A1A1A"/>
+                <w:sz w:val="20"/>
+                <w:szCs w:val="20"/>
+              </w:rPr>
+              <w:t xml:space="preserve"> e </w:t>
+            </w:r>
+            <w:proofErr w:type="spellStart"/>
+            <w:r>
+              <w:rPr>
+                <w:rFonts w:ascii="Calibri" w:eastAsia="Times New Roman" w:hAnsi="Calibri" w:cs="Calibri"/>
+                <w:color w:val="1A1A1A"/>
+                <w:sz w:val="20"/>
+                <w:szCs w:val="20"/>
+              </w:rPr>
+              <w:t>descartáveis</w:t>
+            </w:r>
+            <w:proofErr w:type="spellEnd"/>
           </w:p>
         </w:tc>
         <w:tc>
@@ -591,7 +674,31 @@
                 <w:sz w:val="20"/>
                 <w:szCs w:val="20"/>
               </w:rPr>
-              <w:t>Como aparece no app</w:t>
+              <w:t xml:space="preserve">Como </w:t>
+            </w:r>
+            <w:proofErr w:type="spellStart"/>
+            <w:r>
+              <w:rPr>
+                <w:rFonts w:ascii="Calibri" w:eastAsia="Times New Roman" w:hAnsi="Calibri" w:cs="Calibri"/>
+                <w:b/>
+                <w:bCs/>
+                <w:color w:val="1A1A1A"/>
+                <w:sz w:val="20"/>
+                <w:szCs w:val="20"/>
+              </w:rPr>
+              <w:t>aparece</w:t>
+            </w:r>
+            <w:proofErr w:type="spellEnd"/>
+            <w:r>
+              <w:rPr>
+                <w:rFonts w:ascii="Calibri" w:eastAsia="Times New Roman" w:hAnsi="Calibri" w:cs="Calibri"/>
+                <w:b/>
+                <w:bCs/>
+                <w:color w:val="1A1A1A"/>
+                <w:sz w:val="20"/>
+                <w:szCs w:val="20"/>
+              </w:rPr>
+              <w:t xml:space="preserve"> no app</w:t>
             </w:r>
           </w:p>
         </w:tc>
@@ -622,14 +729,25 @@
                 <w:szCs w:val="20"/>
               </w:rPr>
             </w:pPr>
-            <w:r>
-              <w:rPr>
-                <w:rFonts w:ascii="Calibri" w:eastAsia="Times New Roman" w:hAnsi="Calibri" w:cs="Calibri"/>
-                <w:color w:val="1A1A1A"/>
-                <w:sz w:val="20"/>
-                <w:szCs w:val="20"/>
-              </w:rPr>
-              <w:t>Prancheto.IA [DEV]</w:t>
+            <w:proofErr w:type="spellStart"/>
+            <w:r>
+              <w:rPr>
+                <w:rFonts w:ascii="Calibri" w:eastAsia="Times New Roman" w:hAnsi="Calibri" w:cs="Calibri"/>
+                <w:color w:val="1A1A1A"/>
+                <w:sz w:val="20"/>
+                <w:szCs w:val="20"/>
+              </w:rPr>
+              <w:t>Prancheto.IA</w:t>
+            </w:r>
+            <w:proofErr w:type="spellEnd"/>
+            <w:r>
+              <w:rPr>
+                <w:rFonts w:ascii="Calibri" w:eastAsia="Times New Roman" w:hAnsi="Calibri" w:cs="Calibri"/>
+                <w:color w:val="1A1A1A"/>
+                <w:sz w:val="20"/>
+                <w:szCs w:val="20"/>
+              </w:rPr>
+              <w:t xml:space="preserve"> [DEV]</w:t>
             </w:r>
           </w:p>
         </w:tc>
@@ -660,6 +778,7 @@
                 <w:szCs w:val="20"/>
               </w:rPr>
             </w:pPr>
+            <w:proofErr w:type="spellStart"/>
             <w:r>
               <w:rPr>
                 <w:rFonts w:ascii="Calibri" w:eastAsia="Times New Roman" w:hAnsi="Calibri" w:cs="Calibri"/>
@@ -669,6 +788,7 @@
               </w:rPr>
               <w:t>Prancheto.IA</w:t>
             </w:r>
+            <w:proofErr w:type="spellEnd"/>
           </w:p>
         </w:tc>
       </w:tr>
@@ -773,6 +893,7 @@
         </w:rPr>
         <w:t xml:space="preserve"> Os dois bancos são fisicamente separados: nada do que você fizer em </w:t>
       </w:r>
+      <w:proofErr w:type="spellStart"/>
       <w:r>
         <w:rPr>
           <w:rStyle w:val="CdigoHTML"/>
@@ -781,6 +902,7 @@
         </w:rPr>
         <w:t>prancheto-dev</w:t>
       </w:r>
+      <w:proofErr w:type="spellEnd"/>
       <w:r>
         <w:rPr>
           <w:rFonts w:ascii="Calibri" w:eastAsia="Times New Roman" w:hAnsi="Calibri" w:cs="Calibri"/>
@@ -1042,8 +1164,45 @@
                 <w:sz w:val="20"/>
                 <w:szCs w:val="20"/>
               </w:rPr>
-              <w:t>O que enxerga</w:t>
-            </w:r>
+              <w:t xml:space="preserve">O </w:t>
+            </w:r>
+            <w:proofErr w:type="spellStart"/>
+            <w:r>
+              <w:rPr>
+                <w:rFonts w:ascii="Calibri" w:eastAsia="Times New Roman" w:hAnsi="Calibri" w:cs="Calibri"/>
+                <w:b/>
+                <w:bCs/>
+                <w:color w:val="312E81"/>
+                <w:sz w:val="20"/>
+                <w:szCs w:val="20"/>
+              </w:rPr>
+              <w:t>que</w:t>
+            </w:r>
+            <w:proofErr w:type="spellEnd"/>
+            <w:r>
+              <w:rPr>
+                <w:rFonts w:ascii="Calibri" w:eastAsia="Times New Roman" w:hAnsi="Calibri" w:cs="Calibri"/>
+                <w:b/>
+                <w:bCs/>
+                <w:color w:val="312E81"/>
+                <w:sz w:val="20"/>
+                <w:szCs w:val="20"/>
+              </w:rPr>
+              <w:t xml:space="preserve"> </w:t>
+            </w:r>
+            <w:proofErr w:type="spellStart"/>
+            <w:r>
+              <w:rPr>
+                <w:rFonts w:ascii="Calibri" w:eastAsia="Times New Roman" w:hAnsi="Calibri" w:cs="Calibri"/>
+                <w:b/>
+                <w:bCs/>
+                <w:color w:val="312E81"/>
+                <w:sz w:val="20"/>
+                <w:szCs w:val="20"/>
+              </w:rPr>
+              <w:t>enxerga</w:t>
+            </w:r>
+            <w:proofErr w:type="spellEnd"/>
           </w:p>
         </w:tc>
       </w:tr>
@@ -1151,14 +1310,25 @@
                 <w:szCs w:val="20"/>
               </w:rPr>
             </w:pPr>
-            <w:r>
-              <w:rPr>
-                <w:rFonts w:ascii="Calibri" w:eastAsia="Times New Roman" w:hAnsi="Calibri" w:cs="Calibri"/>
-                <w:color w:val="1A1A1A"/>
-                <w:sz w:val="20"/>
-                <w:szCs w:val="20"/>
-              </w:rPr>
-              <w:t>Líder Geral</w:t>
+            <w:proofErr w:type="spellStart"/>
+            <w:r>
+              <w:rPr>
+                <w:rFonts w:ascii="Calibri" w:eastAsia="Times New Roman" w:hAnsi="Calibri" w:cs="Calibri"/>
+                <w:color w:val="1A1A1A"/>
+                <w:sz w:val="20"/>
+                <w:szCs w:val="20"/>
+              </w:rPr>
+              <w:t>Líder</w:t>
+            </w:r>
+            <w:proofErr w:type="spellEnd"/>
+            <w:r>
+              <w:rPr>
+                <w:rFonts w:ascii="Calibri" w:eastAsia="Times New Roman" w:hAnsi="Calibri" w:cs="Calibri"/>
+                <w:color w:val="1A1A1A"/>
+                <w:sz w:val="20"/>
+                <w:szCs w:val="20"/>
+              </w:rPr>
+              <w:t xml:space="preserve"> Geral</w:t>
             </w:r>
           </w:p>
         </w:tc>
@@ -1187,6 +1357,7 @@
                 <w:color w:val="1A1A1A"/>
                 <w:sz w:val="20"/>
                 <w:szCs w:val="20"/>
+                <w:lang w:val="pt-BR"/>
               </w:rPr>
             </w:pPr>
             <w:r>
@@ -1195,6 +1366,7 @@
                 <w:color w:val="1A1A1A"/>
                 <w:sz w:val="20"/>
                 <w:szCs w:val="20"/>
+                <w:lang w:val="pt-BR"/>
               </w:rPr>
               <w:t>Tudo: Organização, Cargos, Times, Identidade Visual</w:t>
             </w:r>
@@ -1306,14 +1478,25 @@
                 <w:szCs w:val="20"/>
               </w:rPr>
             </w:pPr>
-            <w:r>
-              <w:rPr>
-                <w:rFonts w:ascii="Calibri" w:eastAsia="Times New Roman" w:hAnsi="Calibri" w:cs="Calibri"/>
-                <w:color w:val="1A1A1A"/>
-                <w:sz w:val="20"/>
-                <w:szCs w:val="20"/>
-              </w:rPr>
-              <w:t>Líder de Time</w:t>
+            <w:proofErr w:type="spellStart"/>
+            <w:r>
+              <w:rPr>
+                <w:rFonts w:ascii="Calibri" w:eastAsia="Times New Roman" w:hAnsi="Calibri" w:cs="Calibri"/>
+                <w:color w:val="1A1A1A"/>
+                <w:sz w:val="20"/>
+                <w:szCs w:val="20"/>
+              </w:rPr>
+              <w:t>Líder</w:t>
+            </w:r>
+            <w:proofErr w:type="spellEnd"/>
+            <w:r>
+              <w:rPr>
+                <w:rFonts w:ascii="Calibri" w:eastAsia="Times New Roman" w:hAnsi="Calibri" w:cs="Calibri"/>
+                <w:color w:val="1A1A1A"/>
+                <w:sz w:val="20"/>
+                <w:szCs w:val="20"/>
+              </w:rPr>
+              <w:t xml:space="preserve"> de Time</w:t>
             </w:r>
           </w:p>
         </w:tc>
@@ -1342,6 +1525,7 @@
                 <w:color w:val="1A1A1A"/>
                 <w:sz w:val="20"/>
                 <w:szCs w:val="20"/>
+                <w:lang w:val="pt-BR"/>
               </w:rPr>
             </w:pPr>
             <w:r>
@@ -1350,6 +1534,7 @@
                 <w:color w:val="1A1A1A"/>
                 <w:sz w:val="20"/>
                 <w:szCs w:val="20"/>
+                <w:lang w:val="pt-BR"/>
               </w:rPr>
               <w:t>Gerencia seu time; sem exclusões</w:t>
             </w:r>
@@ -1460,14 +1645,25 @@
                 <w:szCs w:val="20"/>
               </w:rPr>
             </w:pPr>
-            <w:r>
-              <w:rPr>
-                <w:rFonts w:ascii="Calibri" w:eastAsia="Times New Roman" w:hAnsi="Calibri" w:cs="Calibri"/>
-                <w:color w:val="1A1A1A"/>
-                <w:sz w:val="20"/>
-                <w:szCs w:val="20"/>
-              </w:rPr>
-              <w:t>Membro de Time</w:t>
+            <w:proofErr w:type="spellStart"/>
+            <w:r>
+              <w:rPr>
+                <w:rFonts w:ascii="Calibri" w:eastAsia="Times New Roman" w:hAnsi="Calibri" w:cs="Calibri"/>
+                <w:color w:val="1A1A1A"/>
+                <w:sz w:val="20"/>
+                <w:szCs w:val="20"/>
+              </w:rPr>
+              <w:t>Membro</w:t>
+            </w:r>
+            <w:proofErr w:type="spellEnd"/>
+            <w:r>
+              <w:rPr>
+                <w:rFonts w:ascii="Calibri" w:eastAsia="Times New Roman" w:hAnsi="Calibri" w:cs="Calibri"/>
+                <w:color w:val="1A1A1A"/>
+                <w:sz w:val="20"/>
+                <w:szCs w:val="20"/>
+              </w:rPr>
+              <w:t xml:space="preserve"> de Time</w:t>
             </w:r>
           </w:p>
         </w:tc>
@@ -1496,6 +1692,7 @@
                 <w:color w:val="1A1A1A"/>
                 <w:sz w:val="20"/>
                 <w:szCs w:val="20"/>
+                <w:lang w:val="pt-BR"/>
               </w:rPr>
             </w:pPr>
             <w:r>
@@ -1504,6 +1701,7 @@
                 <w:color w:val="1A1A1A"/>
                 <w:sz w:val="20"/>
                 <w:szCs w:val="20"/>
+                <w:lang w:val="pt-BR"/>
               </w:rPr>
               <w:t>Visualiza e cria; não gerencia</w:t>
             </w:r>
@@ -1592,6 +1790,7 @@
         </w:rPr>
         <w:t xml:space="preserve">Um roteiro que cobre bem: faça a mesma tarefa como </w:t>
       </w:r>
+      <w:proofErr w:type="spellStart"/>
       <w:r>
         <w:rPr>
           <w:rFonts w:ascii="Calibri" w:hAnsi="Calibri" w:cs="Calibri"/>
@@ -1604,6 +1803,7 @@
         </w:rPr>
         <w:t>admin@acme.dev</w:t>
       </w:r>
+      <w:proofErr w:type="spellEnd"/>
       <w:r>
         <w:rPr>
           <w:rFonts w:ascii="Calibri" w:hAnsi="Calibri" w:cs="Calibri"/>
@@ -1614,6 +1814,7 @@
         </w:rPr>
         <w:t xml:space="preserve"> e como </w:t>
       </w:r>
+      <w:proofErr w:type="spellStart"/>
       <w:r>
         <w:rPr>
           <w:rFonts w:ascii="Calibri" w:hAnsi="Calibri" w:cs="Calibri"/>
@@ -1626,6 +1827,7 @@
         </w:rPr>
         <w:t>membro@acme.dev</w:t>
       </w:r>
+      <w:proofErr w:type="spellEnd"/>
       <w:r>
         <w:rPr>
           <w:rFonts w:ascii="Calibri" w:hAnsi="Calibri" w:cs="Calibri"/>
@@ -1688,7 +1890,29 @@
           <w:szCs w:val="22"/>
           <w:lang w:val="pt-BR"/>
         </w:rPr>
-        <w:t xml:space="preserve"> — leads, clientes, funil em Kanban, interações, campos customizados</w:t>
+        <w:t xml:space="preserve"> — leads, clientes, funil em </w:t>
+      </w:r>
+      <w:proofErr w:type="spellStart"/>
+      <w:r>
+        <w:rPr>
+          <w:rFonts w:ascii="Calibri" w:eastAsia="Times New Roman" w:hAnsi="Calibri" w:cs="Calibri"/>
+          <w:color w:val="1A1A1A"/>
+          <w:sz w:val="22"/>
+          <w:szCs w:val="22"/>
+          <w:lang w:val="pt-BR"/>
+        </w:rPr>
+        <w:t>Kanban</w:t>
+      </w:r>
+      <w:proofErr w:type="spellEnd"/>
+      <w:r>
+        <w:rPr>
+          <w:rFonts w:ascii="Calibri" w:eastAsia="Times New Roman" w:hAnsi="Calibri" w:cs="Calibri"/>
+          <w:color w:val="1A1A1A"/>
+          <w:sz w:val="22"/>
+          <w:szCs w:val="22"/>
+          <w:lang w:val="pt-BR"/>
+        </w:rPr>
+        <w:t>, interações, campos customizados</w:t>
       </w:r>
     </w:p>
     <w:p>
@@ -1890,17 +2114,7 @@
           <w:szCs w:val="22"/>
           <w:lang w:val="pt-BR"/>
         </w:rPr>
-        <w:t xml:space="preserve">. Isso é esperado: </w:t>
-      </w:r>
-      <w:r>
-        <w:rPr>
-          <w:rFonts w:ascii="Calibri" w:hAnsi="Calibri" w:cs="Calibri"/>
-          <w:color w:val="1A1A1A"/>
-          <w:sz w:val="22"/>
-          <w:szCs w:val="22"/>
-          <w:lang w:val="pt-BR"/>
-        </w:rPr>
-        <w:t>falta crédito na conta da OpenAI. Não é defeito, e não adianta tentar de novo — a faixa amarela explica o motivo na própria tela.</w:t>
+        <w:t>. Isso é esperado: falta crédito na conta da OpenAI. Não é defeito, e não adianta tentar de novo — a faixa amarela explica o motivo na própria tela.</w:t>
       </w:r>
     </w:p>
     <w:p>
@@ -1980,6 +2194,7 @@
         </w:rPr>
         <w:t xml:space="preserve"> entre como </w:t>
       </w:r>
+      <w:proofErr w:type="spellStart"/>
       <w:r>
         <w:rPr>
           <w:rFonts w:ascii="Calibri" w:hAnsi="Calibri" w:cs="Calibri"/>
@@ -1992,25 +2207,82 @@
         </w:rPr>
         <w:t>admin@acme.dev</w:t>
       </w:r>
-      <w:r>
-        <w:rPr>
-          <w:rFonts w:ascii="Calibri" w:hAnsi="Calibri" w:cs="Calibri"/>
-          <w:color w:val="1A1A1A"/>
-          <w:sz w:val="22"/>
-          <w:szCs w:val="22"/>
-          <w:lang w:val="pt-BR"/>
-        </w:rPr>
-        <w:t xml:space="preserve">, </w:t>
-      </w:r>
-      <w:r>
-        <w:rPr>
-          <w:rFonts w:ascii="Calibri" w:hAnsi="Calibri" w:cs="Calibri"/>
-          <w:color w:val="1A1A1A"/>
-          <w:sz w:val="22"/>
-          <w:szCs w:val="22"/>
-          <w:lang w:val="pt-BR"/>
-        </w:rPr>
-        <w:t>abra Chat com IA e clique na conversa "Demonstracao: cartao de confirmacao" na lista lateral. O botão Confirmar executa de verdade no CRM de desenvolvimento.</w:t>
+      <w:proofErr w:type="spellEnd"/>
+      <w:r>
+        <w:rPr>
+          <w:rFonts w:ascii="Calibri" w:hAnsi="Calibri" w:cs="Calibri"/>
+          <w:color w:val="1A1A1A"/>
+          <w:sz w:val="22"/>
+          <w:szCs w:val="22"/>
+          <w:lang w:val="pt-BR"/>
+        </w:rPr>
+        <w:t>, abra Chat com IA e clique na conversa "</w:t>
+      </w:r>
+      <w:proofErr w:type="spellStart"/>
+      <w:r>
+        <w:rPr>
+          <w:rFonts w:ascii="Calibri" w:hAnsi="Calibri" w:cs="Calibri"/>
+          <w:color w:val="1A1A1A"/>
+          <w:sz w:val="22"/>
+          <w:szCs w:val="22"/>
+          <w:lang w:val="pt-BR"/>
+        </w:rPr>
+        <w:t>Demonstracao</w:t>
+      </w:r>
+      <w:proofErr w:type="spellEnd"/>
+      <w:r>
+        <w:rPr>
+          <w:rFonts w:ascii="Calibri" w:hAnsi="Calibri" w:cs="Calibri"/>
+          <w:color w:val="1A1A1A"/>
+          <w:sz w:val="22"/>
+          <w:szCs w:val="22"/>
+          <w:lang w:val="pt-BR"/>
+        </w:rPr>
+        <w:t xml:space="preserve">: </w:t>
+      </w:r>
+      <w:proofErr w:type="spellStart"/>
+      <w:r>
+        <w:rPr>
+          <w:rFonts w:ascii="Calibri" w:hAnsi="Calibri" w:cs="Calibri"/>
+          <w:color w:val="1A1A1A"/>
+          <w:sz w:val="22"/>
+          <w:szCs w:val="22"/>
+          <w:lang w:val="pt-BR"/>
+        </w:rPr>
+        <w:t>cartao</w:t>
+      </w:r>
+      <w:proofErr w:type="spellEnd"/>
+      <w:r>
+        <w:rPr>
+          <w:rFonts w:ascii="Calibri" w:hAnsi="Calibri" w:cs="Calibri"/>
+          <w:color w:val="1A1A1A"/>
+          <w:sz w:val="22"/>
+          <w:szCs w:val="22"/>
+          <w:lang w:val="pt-BR"/>
+        </w:rPr>
+        <w:t xml:space="preserve"> de </w:t>
+      </w:r>
+      <w:proofErr w:type="spellStart"/>
+      <w:r>
+        <w:rPr>
+          <w:rFonts w:ascii="Calibri" w:hAnsi="Calibri" w:cs="Calibri"/>
+          <w:color w:val="1A1A1A"/>
+          <w:sz w:val="22"/>
+          <w:szCs w:val="22"/>
+          <w:lang w:val="pt-BR"/>
+        </w:rPr>
+        <w:t>confirmacao</w:t>
+      </w:r>
+      <w:proofErr w:type="spellEnd"/>
+      <w:r>
+        <w:rPr>
+          <w:rFonts w:ascii="Calibri" w:hAnsi="Calibri" w:cs="Calibri"/>
+          <w:color w:val="1A1A1A"/>
+          <w:sz w:val="22"/>
+          <w:szCs w:val="22"/>
+          <w:lang w:val="pt-BR"/>
+        </w:rPr>
+        <w:t>" na lista lateral. O botão Confirmar executa de verdade no CRM de desenvolvimento.</w:t>
       </w:r>
     </w:p>
     <w:p>
@@ -2077,7 +2349,33 @@
           <w:szCs w:val="22"/>
           <w:lang w:val="pt-BR"/>
         </w:rPr>
-        <w:t>Você está em dev?</w:t>
+        <w:t xml:space="preserve">Você está em </w:t>
+      </w:r>
+      <w:proofErr w:type="spellStart"/>
+      <w:r>
+        <w:rPr>
+          <w:rFonts w:ascii="Calibri" w:eastAsia="Times New Roman" w:hAnsi="Calibri" w:cs="Calibri"/>
+          <w:b/>
+          <w:bCs/>
+          <w:color w:val="1A1A1A"/>
+          <w:sz w:val="22"/>
+          <w:szCs w:val="22"/>
+          <w:lang w:val="pt-BR"/>
+        </w:rPr>
+        <w:t>dev</w:t>
+      </w:r>
+      <w:proofErr w:type="spellEnd"/>
+      <w:r>
+        <w:rPr>
+          <w:rFonts w:ascii="Calibri" w:eastAsia="Times New Roman" w:hAnsi="Calibri" w:cs="Calibri"/>
+          <w:b/>
+          <w:bCs/>
+          <w:color w:val="1A1A1A"/>
+          <w:sz w:val="22"/>
+          <w:szCs w:val="22"/>
+          <w:lang w:val="pt-BR"/>
+        </w:rPr>
+        <w:t>?</w:t>
       </w:r>
       <w:r>
         <w:rPr>
@@ -2153,27 +2451,43 @@
           <w:szCs w:val="22"/>
           <w:lang w:val="pt-BR"/>
         </w:rPr>
-        <w:t>Recarregue com Ctrl+Shift+R.</w:t>
-      </w:r>
-      <w:r>
-        <w:rPr>
-          <w:rFonts w:ascii="Calibri" w:eastAsia="Times New Roman" w:hAnsi="Calibri" w:cs="Calibri"/>
-          <w:color w:val="1A1A1A"/>
-          <w:sz w:val="22"/>
-          <w:szCs w:val="22"/>
-          <w:lang w:val="pt-BR"/>
-        </w:rPr>
-        <w:t xml:space="preserve"> </w:t>
-      </w:r>
-      <w:r>
-        <w:rPr>
-          <w:rFonts w:ascii="Calibri" w:eastAsia="Times New Roman" w:hAnsi="Calibri" w:cs="Calibri"/>
-          <w:color w:val="1A1A1A"/>
-          <w:sz w:val="22"/>
-          <w:szCs w:val="22"/>
-          <w:lang w:val="pt-BR"/>
-        </w:rPr>
-        <w:t>O navegador guarda versões antigas do sistema e isso explica boa parte do "sumiu" e do "voltou o erro antigo".</w:t>
+        <w:t xml:space="preserve">Recarregue com </w:t>
+      </w:r>
+      <w:proofErr w:type="spellStart"/>
+      <w:r>
+        <w:rPr>
+          <w:rFonts w:ascii="Calibri" w:eastAsia="Times New Roman" w:hAnsi="Calibri" w:cs="Calibri"/>
+          <w:b/>
+          <w:bCs/>
+          <w:color w:val="1A1A1A"/>
+          <w:sz w:val="22"/>
+          <w:szCs w:val="22"/>
+          <w:lang w:val="pt-BR"/>
+        </w:rPr>
+        <w:t>Ctrl+Shift+R</w:t>
+      </w:r>
+      <w:proofErr w:type="spellEnd"/>
+      <w:r>
+        <w:rPr>
+          <w:rFonts w:ascii="Calibri" w:eastAsia="Times New Roman" w:hAnsi="Calibri" w:cs="Calibri"/>
+          <w:b/>
+          <w:bCs/>
+          <w:color w:val="1A1A1A"/>
+          <w:sz w:val="22"/>
+          <w:szCs w:val="22"/>
+          <w:lang w:val="pt-BR"/>
+        </w:rPr>
+        <w:t>.</w:t>
+      </w:r>
+      <w:r>
+        <w:rPr>
+          <w:rFonts w:ascii="Calibri" w:eastAsia="Times New Roman" w:hAnsi="Calibri" w:cs="Calibri"/>
+          <w:color w:val="1A1A1A"/>
+          <w:sz w:val="22"/>
+          <w:szCs w:val="22"/>
+          <w:lang w:val="pt-BR"/>
+        </w:rPr>
+        <w:t xml:space="preserve"> O navegador guarda versões antigas do sistema e isso explica boa parte do "sumiu" e do "voltou o erro antigo".</w:t>
       </w:r>
     </w:p>
     <w:p>
@@ -2371,17 +2685,7 @@
           <w:szCs w:val="22"/>
           <w:lang w:val="pt-BR"/>
         </w:rPr>
-        <w:t xml:space="preserve">, de um ambiente descartável. Ainda assim, </w:t>
-      </w:r>
-      <w:r>
-        <w:rPr>
-          <w:rFonts w:ascii="Calibri" w:hAnsi="Calibri" w:cs="Calibri"/>
-          <w:color w:val="1A1A1A"/>
-          <w:sz w:val="22"/>
-          <w:szCs w:val="22"/>
-          <w:lang w:val="pt-BR"/>
-        </w:rPr>
-        <w:t>compartilhe este documento apenas com quem vai testar.</w:t>
+        <w:t>, de um ambiente descartável. Ainda assim, compartilhe este documento apenas com quem vai testar.</w:t>
       </w:r>
     </w:p>
     <w:p>
